--- a/template.docx
+++ b/template.docx
@@ -5694,7 +5694,7 @@
           <w:sz w:val="37"/>
           <w:szCs w:val="37"/>
         </w:rPr>
-        <w:t>Implementation of Image Caption Generator</w:t>
+        <w:t xml:space="preserve">Implementation </w:t>
       </w:r>
     </w:p>
     <w:p>
@@ -6013,7 +6013,23 @@
           <w:sz w:val="28"/>
           <w:szCs w:val="28"/>
         </w:rPr>
-        <w:t>[ Insert your project Screenshot 1]</w:t>
+        <w:t xml:space="preserve">[ Insert your project Screenshot </w:t>
+      </w:r>
+      <w:r>
+        <w:rPr>
+          <w:noProof/>
+          <w:sz w:val="28"/>
+          <w:szCs w:val="28"/>
+        </w:rPr>
+        <w:t>2</w:t>
+      </w:r>
+      <w:r>
+        <w:rPr>
+          <w:noProof/>
+          <w:sz w:val="28"/>
+          <w:szCs w:val="28"/>
+        </w:rPr>
+        <w:t>]</w:t>
       </w:r>
     </w:p>
     <w:p>
@@ -6154,7 +6170,27 @@
           <w:sz w:val="32"/>
           <w:szCs w:val="32"/>
         </w:rPr>
-        <w:t>[Insert your project ScreenShot 3]</w:t>
+        <w:t>[Insert your project Screen</w:t>
+      </w:r>
+      <w:r>
+        <w:rPr>
+          <w:rFonts w:ascii="Times New Roman" w:eastAsia="Times New Roman" w:hAnsi="Times New Roman" w:cs="Times New Roman"/>
+          <w:bCs/>
+          <w:noProof/>
+          <w:sz w:val="32"/>
+          <w:szCs w:val="32"/>
+        </w:rPr>
+        <w:t>s</w:t>
+      </w:r>
+      <w:r>
+        <w:rPr>
+          <w:rFonts w:ascii="Times New Roman" w:eastAsia="Times New Roman" w:hAnsi="Times New Roman" w:cs="Times New Roman"/>
+          <w:bCs/>
+          <w:noProof/>
+          <w:sz w:val="32"/>
+          <w:szCs w:val="32"/>
+        </w:rPr>
+        <w:t>hot 3]</w:t>
       </w:r>
     </w:p>
     <w:p>
@@ -6255,23 +6291,21 @@
           <w:sz w:val="28"/>
           <w:szCs w:val="28"/>
         </w:rPr>
-        <w:t xml:space="preserve">[Insert your project </w:t>
-      </w:r>
-      <w:proofErr w:type="spellStart"/>
+        <w:t>[Insert your project Screen</w:t>
+      </w:r>
       <w:r>
         <w:rPr>
           <w:sz w:val="28"/>
           <w:szCs w:val="28"/>
         </w:rPr>
-        <w:t>ScreenShot</w:t>
-      </w:r>
-      <w:proofErr w:type="spellEnd"/>
+        <w:t>s</w:t>
+      </w:r>
       <w:r>
         <w:rPr>
           <w:sz w:val="28"/>
           <w:szCs w:val="28"/>
         </w:rPr>
-        <w:t xml:space="preserve"> 4]</w:t>
+        <w:t>hot 4]</w:t>
       </w:r>
     </w:p>
     <w:p>
@@ -6344,23 +6378,21 @@
           <w:sz w:val="28"/>
           <w:szCs w:val="28"/>
         </w:rPr>
-        <w:t xml:space="preserve">[Insert your project </w:t>
-      </w:r>
-      <w:proofErr w:type="spellStart"/>
+        <w:t>[Insert your project Screen</w:t>
+      </w:r>
       <w:r>
         <w:rPr>
           <w:sz w:val="28"/>
           <w:szCs w:val="28"/>
         </w:rPr>
-        <w:t>ScreenShot</w:t>
-      </w:r>
-      <w:proofErr w:type="spellEnd"/>
+        <w:t>s</w:t>
+      </w:r>
       <w:r>
         <w:rPr>
           <w:sz w:val="28"/>
           <w:szCs w:val="28"/>
         </w:rPr>
-        <w:t xml:space="preserve"> 5]</w:t>
+        <w:t>hot 5]</w:t>
       </w:r>
     </w:p>
     <w:p>
